--- a/MATERIAIS PUBLICADOS/RH E SERVIDOR/Solicitação de férias (Anexo VII).docx
+++ b/MATERIAIS PUBLICADOS/RH E SERVIDOR/Solicitação de férias (Anexo VII).docx
@@ -784,13 +784,19 @@
       <w:rPr>
         <w:rFonts w:ascii="Arial" w:hAnsi="Arial" w:cs="Arial"/>
       </w:rPr>
-      <w:t xml:space="preserve">, a entrega deverá ocorrer com 60 dias </w:t>
-    </w:r>
-    <w:r>
-      <w:rPr>
-        <w:rFonts w:ascii="Arial" w:hAnsi="Arial" w:cs="Arial"/>
-      </w:rPr>
-      <w:t>anteriores d</w:t>
+      <w:t xml:space="preserve">, a entrega deverá ocorrer com </w:t>
+    </w:r>
+    <w:r>
+      <w:rPr>
+        <w:rFonts w:ascii="Arial" w:hAnsi="Arial" w:cs="Arial"/>
+      </w:rPr>
+      <w:t>70 dias anteriores</w:t>
+    </w:r>
+    <w:r>
+      <w:rPr>
+        <w:rFonts w:ascii="Arial" w:hAnsi="Arial" w:cs="Arial"/>
+      </w:rPr>
+      <w:t xml:space="preserve"> d</w:t>
     </w:r>
     <w:r>
       <w:rPr>

--- a/MATERIAIS PUBLICADOS/RH E SERVIDOR/Solicitação de férias (Anexo VII).docx
+++ b/MATERIAIS PUBLICADOS/RH E SERVIDOR/Solicitação de férias (Anexo VII).docx
@@ -66,7 +66,7 @@
           <w:sz w:val="24"/>
           <w:szCs w:val="24"/>
         </w:rPr>
-        <w:t xml:space="preserve"> de 202</w:t>
+        <w:t xml:space="preserve"> </w:t>
       </w:r>
       <w:r>
         <w:rPr>
@@ -74,7 +74,7 @@
           <w:sz w:val="24"/>
           <w:szCs w:val="24"/>
         </w:rPr>
-        <w:t>5</w:t>
+        <w:t>de 2026</w:t>
       </w:r>
       <w:r>
         <w:rPr>
